--- a/ket-qua-thncd/M167. Bao cao nguoi chap hanh xong hinh phat tu khong trinh dien.docx
+++ b/ket-qua-thncd/M167. Bao cao nguoi chap hanh xong hinh phat tu khong trinh dien.docx
@@ -31,7 +31,14 @@
                 <w:sz w:val="26"/>
                 <w:szCs w:val="24"/>
               </w:rPr>
-              <w:t>CÔNG AN THÀNH PHỐ ĐỒNG NAI</w:t>
+              <w:t>CÔNG AN</w:t>
+            </w:r>
+            <w:r>
+              <w:rPr>
+                <w:sz w:val="26"/>
+                <w:szCs w:val="26"/>
+              </w:rPr>
+              <w:t xml:space="preserve"> THÀNH PHỐ ĐỒNG NAI</w:t>
             </w:r>
             <w:r>
               <w:rPr>
@@ -82,7 +89,15 @@
                 <w:sz w:val="26"/>
                 <w:szCs w:val="26"/>
               </w:rPr>
-              <w:t>CÔNG AN PHƯỜNG HÀNG GÒN</w:t>
+              <w:t>CÔNG AN</w:t>
+            </w:r>
+            <w:r>
+              <w:rPr>
+                <w:b/>
+                <w:sz w:val="26"/>
+                <w:szCs w:val="26"/>
+              </w:rPr>
+              <w:t xml:space="preserve"> PHƯỜNG HÀNG GÒN</w:t>
             </w:r>
             <w:r>
               <w:rPr>
@@ -193,7 +208,14 @@
               <w:rPr>
                 <w:sz w:val="26"/>
               </w:rPr>
-              <w:t>CAP</w:t>
+              <w:t xml:space="preserve"/>
+            </w:r>
+            <w:r>
+              <w:rPr>
+                <w:sz w:val="26"/>
+                <w:szCs w:val="26"/>
+              </w:rPr>
+              <w:t xml:space="preserve">CAP</w:t>
             </w:r>
             <w:r>
               <w:rPr>
@@ -240,7 +262,17 @@
                 <w:i/>
                 <w:sz w:val="20"/>
               </w:rPr>
-              <w:t>Hàng Gòn</w:t>
+              <w:t xml:space="preserve"/>
+            </w:r>
+            <w:r>
+              <w:rPr>
+                <w:rFonts w:ascii="Times New Roman" w:hAnsi="Times New Roman"/>
+                <w:b w:val="0"/>
+                <w:i/>
+                <w:sz w:val="28"/>
+                <w:szCs w:val="28"/>
+              </w:rPr>
+              <w:t xml:space="preserve">Hàng Gòn</w:t>
             </w:r>
             <w:r>
               <w:rPr>
@@ -1033,6 +1065,15 @@
           <w:rFonts w:ascii="Times New Roman" w:hAnsi="Times New Roman"/>
           <w:spacing w:val="0"/>
         </w:rPr>
+        <w:t xml:space="preserve"/>
+      </w:r>
+      <w:r>
+        <w:rPr>
+          <w:rFonts w:ascii="Times New Roman" w:hAnsi="Times New Roman"/>
+          <w:spacing w:val="0"/>
+          <w:sz w:val="28"/>
+          <w:szCs w:val="28"/>
+        </w:rPr>
         <w:t xml:space="preserve"> phường Hàng Gòn</w:t>
       </w:r>
       <w:r>
@@ -1294,8 +1335,8 @@
         <w:rPr>
           <w:rFonts w:ascii="Times New Roman" w:hAnsi="Times New Roman"/>
           <w:color w:val="auto"/>
-          <w:sz w:val="26"/>
-          <w:szCs w:val="26"/>
+          <w:sz w:val="28"/>
+          <w:szCs w:val="28"/>
           <w:highlight w:val="yellow"/>
         </w:rPr>
         <w:t xml:space="preserve"> {HOTEN}</w:t>
@@ -1367,8 +1408,8 @@
         <w:rPr>
           <w:rFonts w:ascii="Times New Roman" w:hAnsi="Times New Roman"/>
           <w:color w:val="auto"/>
-          <w:sz w:val="26"/>
-          <w:szCs w:val="26"/>
+          <w:sz w:val="28"/>
+          <w:szCs w:val="28"/>
           <w:highlight w:val="yellow"/>
         </w:rPr>
         <w:t xml:space="preserve"> {GIOITINH}</w:t>
@@ -1493,8 +1534,8 @@
         <w:rPr>
           <w:rFonts w:ascii="Times New Roman" w:hAnsi="Times New Roman"/>
           <w:color w:val="auto"/>
-          <w:sz w:val="26"/>
-          <w:szCs w:val="26"/>
+          <w:sz w:val="28"/>
+          <w:szCs w:val="28"/>
           <w:highlight w:val="yellow"/>
         </w:rPr>
         <w:t xml:space="preserve"> {NGAYSINH}/{THANGSINH}/{NAMSINH}</w:t>
@@ -1711,8 +1752,8 @@
         <w:rPr>
           <w:rFonts w:ascii="Times New Roman" w:hAnsi="Times New Roman"/>
           <w:color w:val="auto"/>
-          <w:sz w:val="26"/>
-          <w:szCs w:val="26"/>
+          <w:sz w:val="28"/>
+          <w:szCs w:val="28"/>
           <w:highlight w:val="yellow"/>
         </w:rPr>
         <w:t xml:space="preserve"> {TENCHA}</w:t>
@@ -1802,7 +1843,8 @@
         <w:rPr>
           <w:rFonts w:ascii="Times New Roman" w:hAnsi="Times New Roman"/>
           <w:color w:val="auto"/>
-          <w:sz w:val="20"/>
+          <w:sz w:val="28"/>
+          <w:szCs w:val="28"/>
           <w:highlight w:val="yellow"/>
         </w:rPr>
         <w:t xml:space="preserve"> {TENME}</w:t>
@@ -2026,8 +2068,8 @@
           <w:bCs/>
           <w:color w:val="000000"/>
           <w:spacing w:val="2"/>
-          <w:sz w:val="26"/>
-          <w:szCs w:val="26"/>
+          <w:sz w:val="28"/>
+          <w:szCs w:val="28"/>
           <w:highlight w:val="yellow"/>
         </w:rPr>
         <w:t xml:space="preserve"> {NGAYCHXAPT}/{THANGCHXAPT}/{NAMCHXAPT}</w:t>
@@ -3084,7 +3126,14 @@
         <w:rPr>
           <w:sz w:val="26"/>
         </w:rPr>
-        <w:t xml:space="preserve">Công an phường Hàng Gòn</w:t>
+        <w:t xml:space="preserve">Công an</w:t>
+      </w:r>
+      <w:r>
+        <w:rPr>
+          <w:sz w:val="28"/>
+          <w:szCs w:val="28"/>
+        </w:rPr>
+        <w:t xml:space="preserve"> phường Hàng Gòn</w:t>
       </w:r>
       <w:r>
         <w:rPr>
@@ -3241,7 +3290,14 @@
         <w:rPr>
           <w:sz w:val="26"/>
         </w:rPr>
-        <w:t xml:space="preserve">ng an thành phố Đồng Nai</w:t>
+        <w:t xml:space="preserve">ng an</w:t>
+      </w:r>
+      <w:r>
+        <w:rPr>
+          <w:sz w:val="28"/>
+          <w:szCs w:val="28"/>
+        </w:rPr>
+        <w:t xml:space="preserve"> thành phố Đồng Nai</w:t>
       </w:r>
       <w:r>
         <w:rPr>

--- a/ket-qua-thncd/M167. Bao cao nguoi chap hanh xong hinh phat tu khong trinh dien.docx
+++ b/ket-qua-thncd/M167. Bao cao nguoi chap hanh xong hinh phat tu khong trinh dien.docx
@@ -28,6 +28,8 @@
             </w:pPr>
             <w:r>
               <w:rPr>
+                <w:b w:val="0"/>
+                <w:bCs w:val="0"/>
                 <w:sz w:val="26"/>
                 <w:szCs w:val="24"/>
               </w:rPr>
@@ -35,6 +37,8 @@
             </w:r>
             <w:r>
               <w:rPr>
+                <w:b w:val="0"/>
+                <w:bCs w:val="0"/>
                 <w:sz w:val="26"/>
                 <w:szCs w:val="26"/>
               </w:rPr>
@@ -42,6 +46,8 @@
             </w:r>
             <w:r>
               <w:rPr>
+                <w:b w:val="0"/>
+                <w:bCs w:val="0"/>
                 <w:sz w:val="26"/>
                 <w:szCs w:val="24"/>
               </w:rPr>
@@ -49,6 +55,8 @@
             </w:r>
             <w:r>
               <w:rPr>
+                <w:b w:val="0"/>
+                <w:bCs w:val="0"/>
                 <w:sz w:val="26"/>
                 <w:szCs w:val="24"/>
               </w:rPr>
@@ -56,6 +64,8 @@
             </w:r>
             <w:r>
               <w:rPr>
+                <w:b w:val="0"/>
+                <w:bCs w:val="0"/>
                 <w:sz w:val="26"/>
                 <w:szCs w:val="24"/>
               </w:rPr>
@@ -86,6 +96,7 @@
             <w:r>
               <w:rPr>
                 <w:b/>
+                <w:bCs/>
                 <w:sz w:val="26"/>
                 <w:szCs w:val="26"/>
               </w:rPr>
@@ -94,6 +105,7 @@
             <w:r>
               <w:rPr>
                 <w:b/>
+                <w:bCs/>
                 <w:sz w:val="26"/>
                 <w:szCs w:val="26"/>
               </w:rPr>
